--- a/Working Folder/9 Chew Jun An 周俊安 - Bale Bengong 梦亭/Errata_9. Bale Bengong v4.docx
+++ b/Working Folder/9 Chew Jun An 周俊安 - Bale Bengong 梦亭/Errata_9. Bale Bengong v4.docx
@@ -1,6 +1,6 @@
 
 <file path=word/document.xml><?xml version="1.0" encoding="utf-8"?>
-<w:document xmlns:wpc="http://schemas.microsoft.com/office/word/2010/wordprocessingCanvas" xmlns:cx="http://schemas.microsoft.com/office/drawing/2014/chartex" xmlns:cx1="http://schemas.microsoft.com/office/drawing/2015/9/8/chartex" xmlns:cx2="http://schemas.microsoft.com/office/drawing/2015/10/21/chartex" xmlns:cx3="http://schemas.microsoft.com/office/drawing/2016/5/9/chartex" xmlns:cx4="http://schemas.microsoft.com/office/drawing/2016/5/10/chartex" xmlns:cx5="http://schemas.microsoft.com/office/drawing/2016/5/11/chartex" xmlns:cx6="http://schemas.microsoft.com/office/drawing/2016/5/12/chartex" xmlns:cx7="http://schemas.microsoft.com/office/drawing/2016/5/13/chartex" xmlns:cx8="http://schemas.microsoft.com/office/drawing/2016/5/14/chartex" xmlns:mc="http://schemas.openxmlformats.org/markup-compatibility/2006" xmlns:aink="http://schemas.microsoft.com/office/drawing/2016/ink" xmlns:am3d="http://schemas.microsoft.com/office/drawing/2017/model3d" xmlns:o="urn:schemas-microsoft-com:office:office" xmlns:r="http://schemas.openxmlformats.org/officeDocument/2006/relationships" xmlns:m="http://schemas.openxmlformats.org/officeDocument/2006/math" xmlns:v="urn:schemas-microsoft-com:vml" xmlns:wp14="http://schemas.microsoft.com/office/word/2010/wordprocessingDrawing" xmlns:wp="http://schemas.openxmlformats.org/drawingml/2006/wordprocessingDrawing" xmlns:w10="urn:schemas-microsoft-com:office:word" xmlns:w="http://schemas.openxmlformats.org/wordprocessingml/2006/main" xmlns:w14="http://schemas.microsoft.com/office/word/2010/wordml" xmlns:w15="http://schemas.microsoft.com/office/word/2012/wordml" xmlns:w16cid="http://schemas.microsoft.com/office/word/2016/wordml/cid" xmlns:w16se="http://schemas.microsoft.com/office/word/2015/wordml/symex" xmlns:wpg="http://schemas.microsoft.com/office/word/2010/wordprocessingGroup" xmlns:wpi="http://schemas.microsoft.com/office/word/2010/wordprocessingInk" xmlns:wne="http://schemas.microsoft.com/office/word/2006/wordml" xmlns:wps="http://schemas.microsoft.com/office/word/2010/wordprocessingShape" mc:Ignorable="w14 w15 w16se w16cid wp14">
+<w:document xmlns:wpc="http://schemas.microsoft.com/office/word/2010/wordprocessingCanvas" xmlns:cx="http://schemas.microsoft.com/office/drawing/2014/chartex" xmlns:cx1="http://schemas.microsoft.com/office/drawing/2015/9/8/chartex" xmlns:cx2="http://schemas.microsoft.com/office/drawing/2015/10/21/chartex" xmlns:cx3="http://schemas.microsoft.com/office/drawing/2016/5/9/chartex" xmlns:cx4="http://schemas.microsoft.com/office/drawing/2016/5/10/chartex" xmlns:cx5="http://schemas.microsoft.com/office/drawing/2016/5/11/chartex" xmlns:cx6="http://schemas.microsoft.com/office/drawing/2016/5/12/chartex" xmlns:cx7="http://schemas.microsoft.com/office/drawing/2016/5/13/chartex" xmlns:cx8="http://schemas.microsoft.com/office/drawing/2016/5/14/chartex" xmlns:mc="http://schemas.openxmlformats.org/markup-compatibility/2006" xmlns:aink="http://schemas.microsoft.com/office/drawing/2016/ink" xmlns:am3d="http://schemas.microsoft.com/office/drawing/2017/model3d" xmlns:o="urn:schemas-microsoft-com:office:office" xmlns:oel="http://schemas.microsoft.com/office/2019/extlst" xmlns:r="http://schemas.openxmlformats.org/officeDocument/2006/relationships" xmlns:m="http://schemas.openxmlformats.org/officeDocument/2006/math" xmlns:v="urn:schemas-microsoft-com:vml" xmlns:wp14="http://schemas.microsoft.com/office/word/2010/wordprocessingDrawing" xmlns:wp="http://schemas.openxmlformats.org/drawingml/2006/wordprocessingDrawing" xmlns:w10="urn:schemas-microsoft-com:office:word" xmlns:w="http://schemas.openxmlformats.org/wordprocessingml/2006/main" xmlns:w14="http://schemas.microsoft.com/office/word/2010/wordml" xmlns:w15="http://schemas.microsoft.com/office/word/2012/wordml" xmlns:w16cex="http://schemas.microsoft.com/office/word/2018/wordml/cex" xmlns:w16cid="http://schemas.microsoft.com/office/word/2016/wordml/cid" xmlns:w16="http://schemas.microsoft.com/office/word/2018/wordml" xmlns:w16du="http://schemas.microsoft.com/office/word/2023/wordml/word16du" xmlns:w16sdtdh="http://schemas.microsoft.com/office/word/2020/wordml/sdtdatahash" xmlns:w16se="http://schemas.microsoft.com/office/word/2015/wordml/symex" xmlns:wpg="http://schemas.microsoft.com/office/word/2010/wordprocessingGroup" xmlns:wpi="http://schemas.microsoft.com/office/word/2010/wordprocessingInk" xmlns:wne="http://schemas.microsoft.com/office/word/2006/wordml" xmlns:wps="http://schemas.microsoft.com/office/word/2010/wordprocessingShape" mc:Ignorable="w14 w15 w16se w16cid w16 w16cex w16sdtdh w16du wp14">
   <w:body>
     <w:p>
       <w:pPr>
@@ -35,16 +35,8 @@
         <w:rPr>
           <w:rFonts w:ascii="Arial" w:hAnsi="Arial"/>
         </w:rPr>
-        <w:t xml:space="preserve">Chew Jun </w:t>
+        <w:t>Chew Jun An</w:t>
       </w:r>
-      <w:proofErr w:type="gramStart"/>
-      <w:r>
-        <w:rPr>
-          <w:rFonts w:ascii="Arial" w:hAnsi="Arial"/>
-        </w:rPr>
-        <w:t>An</w:t>
-      </w:r>
-      <w:proofErr w:type="gramEnd"/>
       <w:r>
         <w:rPr>
           <w:rFonts w:ascii="Arial" w:hAnsi="Arial"/>
@@ -330,6 +322,12 @@
               <w:pStyle w:val="TableParagraph"/>
               <w:ind w:left="119"/>
             </w:pPr>
+            <w:r>
+              <w:rPr>
+                <w:rFonts w:ascii="Segoe UI Symbol" w:hAnsi="Segoe UI Symbol" w:cs="Segoe UI Symbol"/>
+              </w:rPr>
+              <w:t>✓</w:t>
+            </w:r>
           </w:p>
         </w:tc>
         <w:tc>
@@ -413,22 +411,71 @@
               </w:rPr>
               <w:t>Refrain from hiding staves that are not in use, keep the grand staff</w:t>
             </w:r>
-          </w:p>
-          <w:p>
-            <w:pPr>
-              <w:pStyle w:val="TableParagraph"/>
-              <w:ind w:left="119"/>
+            <w:r>
               <w:rPr>
                 <w:rFonts w:eastAsiaTheme="minorEastAsia"/>
                 <w:lang w:eastAsia="zh-CN"/>
               </w:rPr>
-            </w:pPr>
-            <w:r>
+              <w:t xml:space="preserve">. </w:t>
+            </w:r>
+            <w:r>
+              <w:rPr>
+                <w:rFonts w:eastAsiaTheme="minorEastAsia"/>
+                <w:color w:val="FF66FF"/>
+                <w:lang w:eastAsia="zh-CN"/>
+              </w:rPr>
+              <w:t>Resolved.</w:t>
+            </w:r>
+          </w:p>
+          <w:p>
+            <w:pPr>
+              <w:pStyle w:val="TableParagraph"/>
+              <w:ind w:left="119"/>
               <w:rPr>
                 <w:rFonts w:eastAsiaTheme="minorEastAsia"/>
                 <w:lang w:eastAsia="zh-CN"/>
               </w:rPr>
+            </w:pPr>
+            <w:r>
+              <w:rPr>
+                <w:rFonts w:eastAsiaTheme="minorEastAsia"/>
+                <w:lang w:eastAsia="zh-CN"/>
+              </w:rPr>
               <w:t>I assume hiding of harp from bar 66 is intentional</w:t>
+            </w:r>
+            <w:r>
+              <w:rPr>
+                <w:rFonts w:eastAsiaTheme="minorEastAsia"/>
+                <w:lang w:eastAsia="zh-CN"/>
+              </w:rPr>
+              <w:t>.</w:t>
+            </w:r>
+          </w:p>
+          <w:p>
+            <w:pPr>
+              <w:pStyle w:val="TableParagraph"/>
+              <w:ind w:left="119"/>
+              <w:rPr>
+                <w:rFonts w:eastAsiaTheme="minorEastAsia"/>
+                <w:color w:val="FF66FF"/>
+                <w:lang w:eastAsia="zh-CN"/>
+              </w:rPr>
+            </w:pPr>
+            <w:r>
+              <w:rPr>
+                <w:rFonts w:eastAsiaTheme="minorEastAsia"/>
+                <w:color w:val="FF66FF"/>
+                <w:lang w:eastAsia="zh-CN"/>
+              </w:rPr>
+              <w:t>Yes</w:t>
+            </w:r>
+            <w:r>
+              <w:rPr>
+                <w:rFonts w:eastAsiaTheme="minorEastAsia"/>
+                <w:color w:val="FF66FF"/>
+                <w:lang w:eastAsia="zh-CN"/>
+              </w:rPr>
+              <w:t xml:space="preserve">, hiding of harp part from bar 66 onwards is intentional. </w:t>
             </w:r>
           </w:p>
         </w:tc>
@@ -449,6 +496,12 @@
               <w:pStyle w:val="TableParagraph"/>
               <w:ind w:left="119"/>
             </w:pPr>
+            <w:r>
+              <w:rPr>
+                <w:rFonts w:ascii="Segoe UI Symbol" w:hAnsi="Segoe UI Symbol" w:cs="Segoe UI Symbol"/>
+              </w:rPr>
+              <w:t>✓</w:t>
+            </w:r>
           </w:p>
         </w:tc>
         <w:tc>
@@ -564,6 +617,12 @@
               <w:pStyle w:val="TableParagraph"/>
               <w:ind w:left="119"/>
             </w:pPr>
+            <w:r>
+              <w:rPr>
+                <w:rFonts w:ascii="Segoe UI Symbol" w:hAnsi="Segoe UI Symbol" w:cs="Segoe UI Symbol"/>
+              </w:rPr>
+              <w:t>✓</w:t>
+            </w:r>
           </w:p>
         </w:tc>
         <w:tc>
@@ -638,13 +697,39 @@
             <w:pPr>
               <w:pStyle w:val="TableParagraph"/>
               <w:ind w:left="119"/>
-            </w:pPr>
-            <w:r>
               <w:rPr>
                 <w:rFonts w:eastAsiaTheme="minorEastAsia"/>
                 <w:lang w:eastAsia="zh-CN"/>
               </w:rPr>
+            </w:pPr>
+            <w:r>
+              <w:rPr>
+                <w:rFonts w:eastAsiaTheme="minorEastAsia"/>
+                <w:lang w:eastAsia="zh-CN"/>
+              </w:rPr>
               <w:t>Sul G is repeated and text is also in the staff</w:t>
+            </w:r>
+          </w:p>
+          <w:p>
+            <w:pPr>
+              <w:pStyle w:val="TableParagraph"/>
+              <w:ind w:left="119"/>
+            </w:pPr>
+            <w:r>
+              <w:rPr>
+                <w:rFonts w:eastAsiaTheme="minorEastAsia"/>
+                <w:color w:val="FF66FF"/>
+                <w:lang w:eastAsia="zh-CN"/>
+              </w:rPr>
+              <w:t>Resolved.</w:t>
+            </w:r>
+            <w:r>
+              <w:rPr>
+                <w:rFonts w:eastAsiaTheme="minorEastAsia"/>
+                <w:color w:val="FF66FF"/>
+                <w:lang w:eastAsia="zh-CN"/>
+              </w:rPr>
+              <w:t xml:space="preserve"> </w:t>
             </w:r>
           </w:p>
         </w:tc>
@@ -664,8 +749,6 @@
           <w:sz w:val="20"/>
         </w:rPr>
       </w:pPr>
-      <w:bookmarkStart w:id="0" w:name="_GoBack"/>
-      <w:bookmarkEnd w:id="0"/>
     </w:p>
     <w:sectPr>
       <w:headerReference w:type="default" r:id="rId6"/>
@@ -680,7 +763,7 @@
 </file>
 
 <file path=word/endnotes.xml><?xml version="1.0" encoding="utf-8"?>
-<w:endnotes xmlns:wpc="http://schemas.microsoft.com/office/word/2010/wordprocessingCanvas" xmlns:cx="http://schemas.microsoft.com/office/drawing/2014/chartex" xmlns:cx1="http://schemas.microsoft.com/office/drawing/2015/9/8/chartex" xmlns:cx2="http://schemas.microsoft.com/office/drawing/2015/10/21/chartex" xmlns:cx3="http://schemas.microsoft.com/office/drawing/2016/5/9/chartex" xmlns:cx4="http://schemas.microsoft.com/office/drawing/2016/5/10/chartex" xmlns:cx5="http://schemas.microsoft.com/office/drawing/2016/5/11/chartex" xmlns:cx6="http://schemas.microsoft.com/office/drawing/2016/5/12/chartex" xmlns:cx7="http://schemas.microsoft.com/office/drawing/2016/5/13/chartex" xmlns:cx8="http://schemas.microsoft.com/office/drawing/2016/5/14/chartex" xmlns:mc="http://schemas.openxmlformats.org/markup-compatibility/2006" xmlns:aink="http://schemas.microsoft.com/office/drawing/2016/ink" xmlns:am3d="http://schemas.microsoft.com/office/drawing/2017/model3d" xmlns:o="urn:schemas-microsoft-com:office:office" xmlns:r="http://schemas.openxmlformats.org/officeDocument/2006/relationships" xmlns:m="http://schemas.openxmlformats.org/officeDocument/2006/math" xmlns:v="urn:schemas-microsoft-com:vml" xmlns:wp14="http://schemas.microsoft.com/office/word/2010/wordprocessingDrawing" xmlns:wp="http://schemas.openxmlformats.org/drawingml/2006/wordprocessingDrawing" xmlns:w10="urn:schemas-microsoft-com:office:word" xmlns:w="http://schemas.openxmlformats.org/wordprocessingml/2006/main" xmlns:w14="http://schemas.microsoft.com/office/word/2010/wordml" xmlns:w15="http://schemas.microsoft.com/office/word/2012/wordml" xmlns:w16cid="http://schemas.microsoft.com/office/word/2016/wordml/cid" xmlns:w16se="http://schemas.microsoft.com/office/word/2015/wordml/symex" xmlns:wpg="http://schemas.microsoft.com/office/word/2010/wordprocessingGroup" xmlns:wpi="http://schemas.microsoft.com/office/word/2010/wordprocessingInk" xmlns:wne="http://schemas.microsoft.com/office/word/2006/wordml" xmlns:wps="http://schemas.microsoft.com/office/word/2010/wordprocessingShape" mc:Ignorable="w14 w15 w16se w16cid wp14">
+<w:endnotes xmlns:wpc="http://schemas.microsoft.com/office/word/2010/wordprocessingCanvas" xmlns:cx="http://schemas.microsoft.com/office/drawing/2014/chartex" xmlns:cx1="http://schemas.microsoft.com/office/drawing/2015/9/8/chartex" xmlns:cx2="http://schemas.microsoft.com/office/drawing/2015/10/21/chartex" xmlns:cx3="http://schemas.microsoft.com/office/drawing/2016/5/9/chartex" xmlns:cx4="http://schemas.microsoft.com/office/drawing/2016/5/10/chartex" xmlns:cx5="http://schemas.microsoft.com/office/drawing/2016/5/11/chartex" xmlns:cx6="http://schemas.microsoft.com/office/drawing/2016/5/12/chartex" xmlns:cx7="http://schemas.microsoft.com/office/drawing/2016/5/13/chartex" xmlns:cx8="http://schemas.microsoft.com/office/drawing/2016/5/14/chartex" xmlns:mc="http://schemas.openxmlformats.org/markup-compatibility/2006" xmlns:aink="http://schemas.microsoft.com/office/drawing/2016/ink" xmlns:am3d="http://schemas.microsoft.com/office/drawing/2017/model3d" xmlns:o="urn:schemas-microsoft-com:office:office" xmlns:oel="http://schemas.microsoft.com/office/2019/extlst" xmlns:r="http://schemas.openxmlformats.org/officeDocument/2006/relationships" xmlns:m="http://schemas.openxmlformats.org/officeDocument/2006/math" xmlns:v="urn:schemas-microsoft-com:vml" xmlns:wp14="http://schemas.microsoft.com/office/word/2010/wordprocessingDrawing" xmlns:wp="http://schemas.openxmlformats.org/drawingml/2006/wordprocessingDrawing" xmlns:w10="urn:schemas-microsoft-com:office:word" xmlns:w="http://schemas.openxmlformats.org/wordprocessingml/2006/main" xmlns:w14="http://schemas.microsoft.com/office/word/2010/wordml" xmlns:w15="http://schemas.microsoft.com/office/word/2012/wordml" xmlns:w16cex="http://schemas.microsoft.com/office/word/2018/wordml/cex" xmlns:w16cid="http://schemas.microsoft.com/office/word/2016/wordml/cid" xmlns:w16="http://schemas.microsoft.com/office/word/2018/wordml" xmlns:w16du="http://schemas.microsoft.com/office/word/2023/wordml/word16du" xmlns:w16sdtdh="http://schemas.microsoft.com/office/word/2020/wordml/sdtdatahash" xmlns:w16se="http://schemas.microsoft.com/office/word/2015/wordml/symex" xmlns:wpg="http://schemas.microsoft.com/office/word/2010/wordprocessingGroup" xmlns:wpi="http://schemas.microsoft.com/office/word/2010/wordprocessingInk" xmlns:wne="http://schemas.microsoft.com/office/word/2006/wordml" xmlns:wps="http://schemas.microsoft.com/office/word/2010/wordprocessingShape" mc:Ignorable="w14 w15 w16se w16cid w16 w16cex w16sdtdh w16du wp14">
   <w:endnote w:type="separator" w:id="-1">
     <w:p>
       <w:r>
@@ -699,7 +782,7 @@
 </file>
 
 <file path=word/footer1.xml><?xml version="1.0" encoding="utf-8"?>
-<w:ftr xmlns:wpc="http://schemas.microsoft.com/office/word/2010/wordprocessingCanvas" xmlns:cx="http://schemas.microsoft.com/office/drawing/2014/chartex" xmlns:cx1="http://schemas.microsoft.com/office/drawing/2015/9/8/chartex" xmlns:cx2="http://schemas.microsoft.com/office/drawing/2015/10/21/chartex" xmlns:cx3="http://schemas.microsoft.com/office/drawing/2016/5/9/chartex" xmlns:cx4="http://schemas.microsoft.com/office/drawing/2016/5/10/chartex" xmlns:cx5="http://schemas.microsoft.com/office/drawing/2016/5/11/chartex" xmlns:cx6="http://schemas.microsoft.com/office/drawing/2016/5/12/chartex" xmlns:cx7="http://schemas.microsoft.com/office/drawing/2016/5/13/chartex" xmlns:cx8="http://schemas.microsoft.com/office/drawing/2016/5/14/chartex" xmlns:mc="http://schemas.openxmlformats.org/markup-compatibility/2006" xmlns:aink="http://schemas.microsoft.com/office/drawing/2016/ink" xmlns:am3d="http://schemas.microsoft.com/office/drawing/2017/model3d" xmlns:o="urn:schemas-microsoft-com:office:office" xmlns:r="http://schemas.openxmlformats.org/officeDocument/2006/relationships" xmlns:m="http://schemas.openxmlformats.org/officeDocument/2006/math" xmlns:v="urn:schemas-microsoft-com:vml" xmlns:wp14="http://schemas.microsoft.com/office/word/2010/wordprocessingDrawing" xmlns:wp="http://schemas.openxmlformats.org/drawingml/2006/wordprocessingDrawing" xmlns:w10="urn:schemas-microsoft-com:office:word" xmlns:w="http://schemas.openxmlformats.org/wordprocessingml/2006/main" xmlns:w14="http://schemas.microsoft.com/office/word/2010/wordml" xmlns:w15="http://schemas.microsoft.com/office/word/2012/wordml" xmlns:w16cid="http://schemas.microsoft.com/office/word/2016/wordml/cid" xmlns:w16se="http://schemas.microsoft.com/office/word/2015/wordml/symex" xmlns:wpg="http://schemas.microsoft.com/office/word/2010/wordprocessingGroup" xmlns:wpi="http://schemas.microsoft.com/office/word/2010/wordprocessingInk" xmlns:wne="http://schemas.microsoft.com/office/word/2006/wordml" xmlns:wps="http://schemas.microsoft.com/office/word/2010/wordprocessingShape" mc:Ignorable="w14 w15 w16se w16cid wp14">
+<w:ftr xmlns:wpc="http://schemas.microsoft.com/office/word/2010/wordprocessingCanvas" xmlns:cx="http://schemas.microsoft.com/office/drawing/2014/chartex" xmlns:cx1="http://schemas.microsoft.com/office/drawing/2015/9/8/chartex" xmlns:cx2="http://schemas.microsoft.com/office/drawing/2015/10/21/chartex" xmlns:cx3="http://schemas.microsoft.com/office/drawing/2016/5/9/chartex" xmlns:cx4="http://schemas.microsoft.com/office/drawing/2016/5/10/chartex" xmlns:cx5="http://schemas.microsoft.com/office/drawing/2016/5/11/chartex" xmlns:cx6="http://schemas.microsoft.com/office/drawing/2016/5/12/chartex" xmlns:cx7="http://schemas.microsoft.com/office/drawing/2016/5/13/chartex" xmlns:cx8="http://schemas.microsoft.com/office/drawing/2016/5/14/chartex" xmlns:mc="http://schemas.openxmlformats.org/markup-compatibility/2006" xmlns:aink="http://schemas.microsoft.com/office/drawing/2016/ink" xmlns:am3d="http://schemas.microsoft.com/office/drawing/2017/model3d" xmlns:o="urn:schemas-microsoft-com:office:office" xmlns:oel="http://schemas.microsoft.com/office/2019/extlst" xmlns:r="http://schemas.openxmlformats.org/officeDocument/2006/relationships" xmlns:m="http://schemas.openxmlformats.org/officeDocument/2006/math" xmlns:v="urn:schemas-microsoft-com:vml" xmlns:wp14="http://schemas.microsoft.com/office/word/2010/wordprocessingDrawing" xmlns:wp="http://schemas.openxmlformats.org/drawingml/2006/wordprocessingDrawing" xmlns:w10="urn:schemas-microsoft-com:office:word" xmlns:w="http://schemas.openxmlformats.org/wordprocessingml/2006/main" xmlns:w14="http://schemas.microsoft.com/office/word/2010/wordml" xmlns:w15="http://schemas.microsoft.com/office/word/2012/wordml" xmlns:w16cex="http://schemas.microsoft.com/office/word/2018/wordml/cex" xmlns:w16cid="http://schemas.microsoft.com/office/word/2016/wordml/cid" xmlns:w16="http://schemas.microsoft.com/office/word/2018/wordml" xmlns:w16du="http://schemas.microsoft.com/office/word/2023/wordml/word16du" xmlns:w16sdtdh="http://schemas.microsoft.com/office/word/2020/wordml/sdtdatahash" xmlns:w16se="http://schemas.microsoft.com/office/word/2015/wordml/symex" xmlns:wpg="http://schemas.microsoft.com/office/word/2010/wordprocessingGroup" xmlns:wpi="http://schemas.microsoft.com/office/word/2010/wordprocessingInk" xmlns:wne="http://schemas.microsoft.com/office/word/2006/wordml" xmlns:wps="http://schemas.microsoft.com/office/word/2010/wordprocessingShape" mc:Ignorable="w14 w15 w16se w16cid w16 w16cex w16sdtdh w16du wp14">
   <w:p>
     <w:pPr>
       <w:tabs>
@@ -914,7 +997,7 @@
 </file>
 
 <file path=word/footnotes.xml><?xml version="1.0" encoding="utf-8"?>
-<w:footnotes xmlns:wpc="http://schemas.microsoft.com/office/word/2010/wordprocessingCanvas" xmlns:cx="http://schemas.microsoft.com/office/drawing/2014/chartex" xmlns:cx1="http://schemas.microsoft.com/office/drawing/2015/9/8/chartex" xmlns:cx2="http://schemas.microsoft.com/office/drawing/2015/10/21/chartex" xmlns:cx3="http://schemas.microsoft.com/office/drawing/2016/5/9/chartex" xmlns:cx4="http://schemas.microsoft.com/office/drawing/2016/5/10/chartex" xmlns:cx5="http://schemas.microsoft.com/office/drawing/2016/5/11/chartex" xmlns:cx6="http://schemas.microsoft.com/office/drawing/2016/5/12/chartex" xmlns:cx7="http://schemas.microsoft.com/office/drawing/2016/5/13/chartex" xmlns:cx8="http://schemas.microsoft.com/office/drawing/2016/5/14/chartex" xmlns:mc="http://schemas.openxmlformats.org/markup-compatibility/2006" xmlns:aink="http://schemas.microsoft.com/office/drawing/2016/ink" xmlns:am3d="http://schemas.microsoft.com/office/drawing/2017/model3d" xmlns:o="urn:schemas-microsoft-com:office:office" xmlns:r="http://schemas.openxmlformats.org/officeDocument/2006/relationships" xmlns:m="http://schemas.openxmlformats.org/officeDocument/2006/math" xmlns:v="urn:schemas-microsoft-com:vml" xmlns:wp14="http://schemas.microsoft.com/office/word/2010/wordprocessingDrawing" xmlns:wp="http://schemas.openxmlformats.org/drawingml/2006/wordprocessingDrawing" xmlns:w10="urn:schemas-microsoft-com:office:word" xmlns:w="http://schemas.openxmlformats.org/wordprocessingml/2006/main" xmlns:w14="http://schemas.microsoft.com/office/word/2010/wordml" xmlns:w15="http://schemas.microsoft.com/office/word/2012/wordml" xmlns:w16cid="http://schemas.microsoft.com/office/word/2016/wordml/cid" xmlns:w16se="http://schemas.microsoft.com/office/word/2015/wordml/symex" xmlns:wpg="http://schemas.microsoft.com/office/word/2010/wordprocessingGroup" xmlns:wpi="http://schemas.microsoft.com/office/word/2010/wordprocessingInk" xmlns:wne="http://schemas.microsoft.com/office/word/2006/wordml" xmlns:wps="http://schemas.microsoft.com/office/word/2010/wordprocessingShape" mc:Ignorable="w14 w15 w16se w16cid wp14">
+<w:footnotes xmlns:wpc="http://schemas.microsoft.com/office/word/2010/wordprocessingCanvas" xmlns:cx="http://schemas.microsoft.com/office/drawing/2014/chartex" xmlns:cx1="http://schemas.microsoft.com/office/drawing/2015/9/8/chartex" xmlns:cx2="http://schemas.microsoft.com/office/drawing/2015/10/21/chartex" xmlns:cx3="http://schemas.microsoft.com/office/drawing/2016/5/9/chartex" xmlns:cx4="http://schemas.microsoft.com/office/drawing/2016/5/10/chartex" xmlns:cx5="http://schemas.microsoft.com/office/drawing/2016/5/11/chartex" xmlns:cx6="http://schemas.microsoft.com/office/drawing/2016/5/12/chartex" xmlns:cx7="http://schemas.microsoft.com/office/drawing/2016/5/13/chartex" xmlns:cx8="http://schemas.microsoft.com/office/drawing/2016/5/14/chartex" xmlns:mc="http://schemas.openxmlformats.org/markup-compatibility/2006" xmlns:aink="http://schemas.microsoft.com/office/drawing/2016/ink" xmlns:am3d="http://schemas.microsoft.com/office/drawing/2017/model3d" xmlns:o="urn:schemas-microsoft-com:office:office" xmlns:oel="http://schemas.microsoft.com/office/2019/extlst" xmlns:r="http://schemas.openxmlformats.org/officeDocument/2006/relationships" xmlns:m="http://schemas.openxmlformats.org/officeDocument/2006/math" xmlns:v="urn:schemas-microsoft-com:vml" xmlns:wp14="http://schemas.microsoft.com/office/word/2010/wordprocessingDrawing" xmlns:wp="http://schemas.openxmlformats.org/drawingml/2006/wordprocessingDrawing" xmlns:w10="urn:schemas-microsoft-com:office:word" xmlns:w="http://schemas.openxmlformats.org/wordprocessingml/2006/main" xmlns:w14="http://schemas.microsoft.com/office/word/2010/wordml" xmlns:w15="http://schemas.microsoft.com/office/word/2012/wordml" xmlns:w16cex="http://schemas.microsoft.com/office/word/2018/wordml/cex" xmlns:w16cid="http://schemas.microsoft.com/office/word/2016/wordml/cid" xmlns:w16="http://schemas.microsoft.com/office/word/2018/wordml" xmlns:w16du="http://schemas.microsoft.com/office/word/2023/wordml/word16du" xmlns:w16sdtdh="http://schemas.microsoft.com/office/word/2020/wordml/sdtdatahash" xmlns:w16se="http://schemas.microsoft.com/office/word/2015/wordml/symex" xmlns:wpg="http://schemas.microsoft.com/office/word/2010/wordprocessingGroup" xmlns:wpi="http://schemas.microsoft.com/office/word/2010/wordprocessingInk" xmlns:wne="http://schemas.microsoft.com/office/word/2006/wordml" xmlns:wps="http://schemas.microsoft.com/office/word/2010/wordprocessingShape" mc:Ignorable="w14 w15 w16se w16cid w16 w16cex w16sdtdh w16du wp14">
   <w:footnote w:type="separator" w:id="-1">
     <w:p>
       <w:r>
@@ -933,7 +1016,7 @@
 </file>
 
 <file path=word/header1.xml><?xml version="1.0" encoding="utf-8"?>
-<w:hdr xmlns:wpc="http://schemas.microsoft.com/office/word/2010/wordprocessingCanvas" xmlns:cx="http://schemas.microsoft.com/office/drawing/2014/chartex" xmlns:cx1="http://schemas.microsoft.com/office/drawing/2015/9/8/chartex" xmlns:cx2="http://schemas.microsoft.com/office/drawing/2015/10/21/chartex" xmlns:cx3="http://schemas.microsoft.com/office/drawing/2016/5/9/chartex" xmlns:cx4="http://schemas.microsoft.com/office/drawing/2016/5/10/chartex" xmlns:cx5="http://schemas.microsoft.com/office/drawing/2016/5/11/chartex" xmlns:cx6="http://schemas.microsoft.com/office/drawing/2016/5/12/chartex" xmlns:cx7="http://schemas.microsoft.com/office/drawing/2016/5/13/chartex" xmlns:cx8="http://schemas.microsoft.com/office/drawing/2016/5/14/chartex" xmlns:mc="http://schemas.openxmlformats.org/markup-compatibility/2006" xmlns:aink="http://schemas.microsoft.com/office/drawing/2016/ink" xmlns:am3d="http://schemas.microsoft.com/office/drawing/2017/model3d" xmlns:o="urn:schemas-microsoft-com:office:office" xmlns:r="http://schemas.openxmlformats.org/officeDocument/2006/relationships" xmlns:m="http://schemas.openxmlformats.org/officeDocument/2006/math" xmlns:v="urn:schemas-microsoft-com:vml" xmlns:wp14="http://schemas.microsoft.com/office/word/2010/wordprocessingDrawing" xmlns:wp="http://schemas.openxmlformats.org/drawingml/2006/wordprocessingDrawing" xmlns:w10="urn:schemas-microsoft-com:office:word" xmlns:w="http://schemas.openxmlformats.org/wordprocessingml/2006/main" xmlns:w14="http://schemas.microsoft.com/office/word/2010/wordml" xmlns:w15="http://schemas.microsoft.com/office/word/2012/wordml" xmlns:w16cid="http://schemas.microsoft.com/office/word/2016/wordml/cid" xmlns:w16se="http://schemas.microsoft.com/office/word/2015/wordml/symex" xmlns:wpg="http://schemas.microsoft.com/office/word/2010/wordprocessingGroup" xmlns:wpi="http://schemas.microsoft.com/office/word/2010/wordprocessingInk" xmlns:wne="http://schemas.microsoft.com/office/word/2006/wordml" xmlns:wps="http://schemas.microsoft.com/office/word/2010/wordprocessingShape" mc:Ignorable="w14 w15 w16se w16cid wp14">
+<w:hdr xmlns:wpc="http://schemas.microsoft.com/office/word/2010/wordprocessingCanvas" xmlns:cx="http://schemas.microsoft.com/office/drawing/2014/chartex" xmlns:cx1="http://schemas.microsoft.com/office/drawing/2015/9/8/chartex" xmlns:cx2="http://schemas.microsoft.com/office/drawing/2015/10/21/chartex" xmlns:cx3="http://schemas.microsoft.com/office/drawing/2016/5/9/chartex" xmlns:cx4="http://schemas.microsoft.com/office/drawing/2016/5/10/chartex" xmlns:cx5="http://schemas.microsoft.com/office/drawing/2016/5/11/chartex" xmlns:cx6="http://schemas.microsoft.com/office/drawing/2016/5/12/chartex" xmlns:cx7="http://schemas.microsoft.com/office/drawing/2016/5/13/chartex" xmlns:cx8="http://schemas.microsoft.com/office/drawing/2016/5/14/chartex" xmlns:mc="http://schemas.openxmlformats.org/markup-compatibility/2006" xmlns:aink="http://schemas.microsoft.com/office/drawing/2016/ink" xmlns:am3d="http://schemas.microsoft.com/office/drawing/2017/model3d" xmlns:o="urn:schemas-microsoft-com:office:office" xmlns:oel="http://schemas.microsoft.com/office/2019/extlst" xmlns:r="http://schemas.openxmlformats.org/officeDocument/2006/relationships" xmlns:m="http://schemas.openxmlformats.org/officeDocument/2006/math" xmlns:v="urn:schemas-microsoft-com:vml" xmlns:wp14="http://schemas.microsoft.com/office/word/2010/wordprocessingDrawing" xmlns:wp="http://schemas.openxmlformats.org/drawingml/2006/wordprocessingDrawing" xmlns:w10="urn:schemas-microsoft-com:office:word" xmlns:w="http://schemas.openxmlformats.org/wordprocessingml/2006/main" xmlns:w14="http://schemas.microsoft.com/office/word/2010/wordml" xmlns:w15="http://schemas.microsoft.com/office/word/2012/wordml" xmlns:w16cex="http://schemas.microsoft.com/office/word/2018/wordml/cex" xmlns:w16cid="http://schemas.microsoft.com/office/word/2016/wordml/cid" xmlns:w16="http://schemas.microsoft.com/office/word/2018/wordml" xmlns:w16du="http://schemas.microsoft.com/office/word/2023/wordml/word16du" xmlns:w16sdtdh="http://schemas.microsoft.com/office/word/2020/wordml/sdtdatahash" xmlns:w16se="http://schemas.microsoft.com/office/word/2015/wordml/symex" xmlns:wpg="http://schemas.microsoft.com/office/word/2010/wordprocessingGroup" xmlns:wpi="http://schemas.microsoft.com/office/word/2010/wordprocessingInk" xmlns:wne="http://schemas.microsoft.com/office/word/2006/wordml" xmlns:wps="http://schemas.microsoft.com/office/word/2010/wordprocessingShape" mc:Ignorable="w14 w15 w16se w16cid w16 w16cex w16sdtdh w16du wp14">
   <w:p>
     <w:pPr>
       <w:pStyle w:val="Title"/>
@@ -975,7 +1058,7 @@
 </file>
 
 <file path=word/styles.xml><?xml version="1.0" encoding="utf-8"?>
-<w:styles xmlns:mc="http://schemas.openxmlformats.org/markup-compatibility/2006" xmlns:r="http://schemas.openxmlformats.org/officeDocument/2006/relationships" xmlns:w="http://schemas.openxmlformats.org/wordprocessingml/2006/main" xmlns:w14="http://schemas.microsoft.com/office/word/2010/wordml" xmlns:w15="http://schemas.microsoft.com/office/word/2012/wordml" xmlns:w16cid="http://schemas.microsoft.com/office/word/2016/wordml/cid" xmlns:w16se="http://schemas.microsoft.com/office/word/2015/wordml/symex" mc:Ignorable="w14 w15 w16se w16cid">
+<w:styles xmlns:mc="http://schemas.openxmlformats.org/markup-compatibility/2006" xmlns:r="http://schemas.openxmlformats.org/officeDocument/2006/relationships" xmlns:w="http://schemas.openxmlformats.org/wordprocessingml/2006/main" xmlns:w14="http://schemas.microsoft.com/office/word/2010/wordml" xmlns:w15="http://schemas.microsoft.com/office/word/2012/wordml" xmlns:w16cex="http://schemas.microsoft.com/office/word/2018/wordml/cex" xmlns:w16cid="http://schemas.microsoft.com/office/word/2016/wordml/cid" xmlns:w16="http://schemas.microsoft.com/office/word/2018/wordml" xmlns:w16du="http://schemas.microsoft.com/office/word/2023/wordml/word16du" xmlns:w16sdtdh="http://schemas.microsoft.com/office/word/2020/wordml/sdtdatahash" xmlns:w16se="http://schemas.microsoft.com/office/word/2015/wordml/symex" mc:Ignorable="w14 w15 w16se w16cid w16 w16cex w16sdtdh w16du">
   <w:docDefaults>
     <w:rPrDefault>
       <w:rPr>
@@ -993,7 +1076,7 @@
       </w:pPr>
     </w:pPrDefault>
   </w:docDefaults>
-  <w:latentStyles w:defLockedState="0" w:defUIPriority="99" w:defSemiHidden="0" w:defUnhideWhenUsed="0" w:defQFormat="0" w:count="375">
+  <w:latentStyles w:defLockedState="0" w:defUIPriority="99" w:defSemiHidden="0" w:defUnhideWhenUsed="0" w:defQFormat="0" w:count="376">
     <w:lsdException w:name="Normal" w:uiPriority="0" w:qFormat="1"/>
     <w:lsdException w:name="heading 1" w:uiPriority="9" w:qFormat="1"/>
     <w:lsdException w:name="heading 2" w:semiHidden="1" w:uiPriority="9" w:unhideWhenUsed="1" w:qFormat="1"/>
@@ -1369,6 +1452,7 @@
     <w:lsdException w:name="Smart Hyperlink" w:semiHidden="1" w:unhideWhenUsed="1"/>
     <w:lsdException w:name="Hashtag" w:semiHidden="1" w:unhideWhenUsed="1"/>
     <w:lsdException w:name="Unresolved Mention" w:semiHidden="1" w:unhideWhenUsed="1"/>
+    <w:lsdException w:name="Smart Link" w:semiHidden="1" w:unhideWhenUsed="1"/>
   </w:latentStyles>
   <w:style w:type="paragraph" w:default="1" w:styleId="Normal">
     <w:name w:val="Normal"/>
@@ -1381,7 +1465,6 @@
   <w:style w:type="character" w:default="1" w:styleId="DefaultParagraphFont">
     <w:name w:val="Default Paragraph Font"/>
     <w:uiPriority w:val="1"/>
-    <w:semiHidden/>
     <w:unhideWhenUsed/>
   </w:style>
   <w:style w:type="table" w:default="1" w:styleId="TableNormal">
@@ -1494,6 +1577,29 @@
     <w:rsid w:val="00782DE4"/>
     <w:rPr>
       <w:rFonts w:ascii="Times New Roman" w:eastAsia="Times New Roman" w:hAnsi="Times New Roman" w:cs="Times New Roman"/>
+    </w:rPr>
+  </w:style>
+  <w:style w:type="character" w:styleId="Hyperlink">
+    <w:name w:val="Hyperlink"/>
+    <w:basedOn w:val="DefaultParagraphFont"/>
+    <w:uiPriority w:val="99"/>
+    <w:unhideWhenUsed/>
+    <w:rsid w:val="00317955"/>
+    <w:rPr>
+      <w:color w:val="0000FF" w:themeColor="hyperlink"/>
+      <w:u w:val="single"/>
+    </w:rPr>
+  </w:style>
+  <w:style w:type="character" w:styleId="UnresolvedMention">
+    <w:name w:val="Unresolved Mention"/>
+    <w:basedOn w:val="DefaultParagraphFont"/>
+    <w:uiPriority w:val="99"/>
+    <w:semiHidden/>
+    <w:unhideWhenUsed/>
+    <w:rsid w:val="00317955"/>
+    <w:rPr>
+      <w:color w:val="605E5C"/>
+      <w:shd w:val="clear" w:color="auto" w:fill="E1DFDD"/>
     </w:rPr>
   </w:style>
 </w:styles>
